--- a/Bitacora/Bitacora_040326.docx
+++ b/Bitacora/Bitacora_040326.docx
@@ -172,7 +172,27 @@
                 <w:sz w:val="24"/>
                 <w:szCs w:val="24"/>
               </w:rPr>
-              <w:t xml:space="preserve"> 03/03/2026</w:t>
+              <w:t xml:space="preserve"> 0</w:t>
+            </w:r>
+            <w:r>
+              <w:rPr>
+                <w:rFonts w:ascii="Arial" w:hAnsi="Arial" w:cs="Arial"/>
+                <w:b/>
+                <w:bCs/>
+                <w:sz w:val="24"/>
+                <w:szCs w:val="24"/>
+              </w:rPr>
+              <w:t>4</w:t>
+            </w:r>
+            <w:r>
+              <w:rPr>
+                <w:rFonts w:ascii="Arial" w:hAnsi="Arial" w:cs="Arial"/>
+                <w:b/>
+                <w:bCs/>
+                <w:sz w:val="24"/>
+                <w:szCs w:val="24"/>
+              </w:rPr>
+              <w:t>/03/2026</w:t>
             </w:r>
           </w:p>
         </w:tc>
@@ -575,7 +595,15 @@
                 <w:sz w:val="24"/>
                 <w:szCs w:val="24"/>
               </w:rPr>
-              <w:t>costes de operación</w:t>
+              <w:t>costes</w:t>
+            </w:r>
+            <w:r>
+              <w:rPr>
+                <w:rFonts w:ascii="Arial" w:hAnsi="Arial" w:cs="Arial"/>
+                <w:sz w:val="24"/>
+                <w:szCs w:val="24"/>
+              </w:rPr>
+              <w:t xml:space="preserve"> iniciales de inversión</w:t>
             </w:r>
           </w:p>
         </w:tc>
@@ -597,7 +625,23 @@
                 <w:sz w:val="24"/>
                 <w:szCs w:val="24"/>
               </w:rPr>
-              <w:t>Tecnicas de recoleccion de datos.docx</w:t>
+              <w:t>Tecnicas de recoleccion de datos</w:t>
+            </w:r>
+            <w:r>
+              <w:rPr>
+                <w:rFonts w:ascii="Arial" w:hAnsi="Arial" w:cs="Arial"/>
+                <w:sz w:val="24"/>
+                <w:szCs w:val="24"/>
+              </w:rPr>
+              <w:t xml:space="preserve"> y factibilidad</w:t>
+            </w:r>
+            <w:r>
+              <w:rPr>
+                <w:rFonts w:ascii="Arial" w:hAnsi="Arial" w:cs="Arial"/>
+                <w:sz w:val="24"/>
+                <w:szCs w:val="24"/>
+              </w:rPr>
+              <w:t>.docx</w:t>
             </w:r>
           </w:p>
         </w:tc>
@@ -681,6 +725,22 @@
                 <w:szCs w:val="24"/>
               </w:rPr>
             </w:pPr>
+            <w:r>
+              <w:rPr>
+                <w:rFonts w:ascii="Arial" w:hAnsi="Arial" w:cs="Arial"/>
+                <w:sz w:val="24"/>
+                <w:szCs w:val="24"/>
+              </w:rPr>
+              <w:t xml:space="preserve">Abasto de costes </w:t>
+            </w:r>
+            <w:r>
+              <w:rPr>
+                <w:rFonts w:ascii="Arial" w:hAnsi="Arial" w:cs="Arial"/>
+                <w:sz w:val="24"/>
+                <w:szCs w:val="24"/>
+              </w:rPr>
+              <w:t>operativos anuales</w:t>
+            </w:r>
           </w:p>
         </w:tc>
         <w:tc>
@@ -695,6 +755,30 @@
                 <w:szCs w:val="24"/>
               </w:rPr>
             </w:pPr>
+            <w:r>
+              <w:rPr>
+                <w:rFonts w:ascii="Arial" w:hAnsi="Arial" w:cs="Arial"/>
+                <w:sz w:val="24"/>
+                <w:szCs w:val="24"/>
+              </w:rPr>
+              <w:t>Tecnicas de recoleccion de datos</w:t>
+            </w:r>
+            <w:r>
+              <w:rPr>
+                <w:rFonts w:ascii="Arial" w:hAnsi="Arial" w:cs="Arial"/>
+                <w:sz w:val="24"/>
+                <w:szCs w:val="24"/>
+              </w:rPr>
+              <w:t xml:space="preserve"> y factibilidad</w:t>
+            </w:r>
+            <w:r>
+              <w:rPr>
+                <w:rFonts w:ascii="Arial" w:hAnsi="Arial" w:cs="Arial"/>
+                <w:sz w:val="24"/>
+                <w:szCs w:val="24"/>
+              </w:rPr>
+              <w:t>.docx</w:t>
+            </w:r>
           </w:p>
         </w:tc>
       </w:tr>
@@ -800,7 +884,15 @@
                 <w:sz w:val="24"/>
                 <w:szCs w:val="24"/>
               </w:rPr>
-              <w:t>Pulir la informacion brindada</w:t>
+              <w:t xml:space="preserve">Abasto de costes </w:t>
+            </w:r>
+            <w:r>
+              <w:rPr>
+                <w:rFonts w:ascii="Arial" w:hAnsi="Arial" w:cs="Arial"/>
+                <w:sz w:val="24"/>
+                <w:szCs w:val="24"/>
+              </w:rPr>
+              <w:t>beneficios anuales</w:t>
             </w:r>
           </w:p>
         </w:tc>
@@ -822,7 +914,23 @@
                 <w:sz w:val="24"/>
                 <w:szCs w:val="24"/>
               </w:rPr>
-              <w:t>Tecnicas de recoleccion de datos.docx</w:t>
+              <w:t>Tecnicas de recoleccion de datos</w:t>
+            </w:r>
+            <w:r>
+              <w:rPr>
+                <w:rFonts w:ascii="Arial" w:hAnsi="Arial" w:cs="Arial"/>
+                <w:sz w:val="24"/>
+                <w:szCs w:val="24"/>
+              </w:rPr>
+              <w:t xml:space="preserve"> y factibilidad</w:t>
+            </w:r>
+            <w:r>
+              <w:rPr>
+                <w:rFonts w:ascii="Arial" w:hAnsi="Arial" w:cs="Arial"/>
+                <w:sz w:val="24"/>
+                <w:szCs w:val="24"/>
+              </w:rPr>
+              <w:t>.docx</w:t>
             </w:r>
           </w:p>
         </w:tc>
@@ -934,7 +1042,23 @@
                 <w:sz w:val="24"/>
                 <w:szCs w:val="24"/>
               </w:rPr>
-              <w:t>Tecnicas de recoleccion de datos.docx</w:t>
+              <w:t>Tecnicas de recoleccion de datos</w:t>
+            </w:r>
+            <w:r>
+              <w:rPr>
+                <w:rFonts w:ascii="Arial" w:hAnsi="Arial" w:cs="Arial"/>
+                <w:sz w:val="24"/>
+                <w:szCs w:val="24"/>
+              </w:rPr>
+              <w:t xml:space="preserve"> y factibilidad</w:t>
+            </w:r>
+            <w:r>
+              <w:rPr>
+                <w:rFonts w:ascii="Arial" w:hAnsi="Arial" w:cs="Arial"/>
+                <w:sz w:val="24"/>
+                <w:szCs w:val="24"/>
+              </w:rPr>
+              <w:t>.docx</w:t>
             </w:r>
           </w:p>
         </w:tc>
@@ -1371,7 +1495,6 @@
           <w:sz w:val="24"/>
           <w:szCs w:val="24"/>
         </w:rPr>
-        <w:lastRenderedPageBreak/>
         <w:t>Gestión de Riesgos e Incidencias</w:t>
       </w:r>
     </w:p>
@@ -1686,15 +1809,6 @@
         </w:rPr>
         <w:t>Entregables y Evidencias Generadas</w:t>
       </w:r>
-    </w:p>
-    <w:p>
-      <w:pPr>
-        <w:rPr>
-          <w:rFonts w:ascii="Arial" w:hAnsi="Arial" w:cs="Arial"/>
-          <w:sz w:val="24"/>
-          <w:szCs w:val="24"/>
-        </w:rPr>
-      </w:pPr>
     </w:p>
     <w:p>
       <w:pPr>
@@ -1777,12 +1891,113 @@
     </w:p>
     <w:p>
       <w:pPr>
+        <w:tabs>
+          <w:tab w:val="left" w:pos="6237"/>
+        </w:tabs>
         <w:rPr>
           <w:rFonts w:ascii="Arial" w:hAnsi="Arial" w:cs="Arial"/>
           <w:sz w:val="24"/>
           <w:szCs w:val="24"/>
         </w:rPr>
       </w:pPr>
+      <w:r>
+        <w:rPr>
+          <w:rFonts w:ascii="Arial" w:hAnsi="Arial" w:cs="Arial"/>
+          <w:noProof/>
+          <w:sz w:val="24"/>
+          <w:szCs w:val="24"/>
+        </w:rPr>
+        <w:drawing>
+          <wp:inline distT="0" distB="0" distL="0" distR="0" wp14:anchorId="59364C5E" wp14:editId="78F55C76">
+            <wp:extent cx="2596896" cy="1206500"/>
+            <wp:effectExtent l="0" t="0" r="0" b="0"/>
+            <wp:docPr id="303125089" name="Picture 1" descr="A close-up of a document&#10;&#10;AI-generated content may be incorrect."/>
+            <wp:cNvGraphicFramePr>
+              <a:graphicFrameLocks xmlns:a="http://schemas.openxmlformats.org/drawingml/2006/main" noChangeAspect="1"/>
+            </wp:cNvGraphicFramePr>
+            <a:graphic xmlns:a="http://schemas.openxmlformats.org/drawingml/2006/main">
+              <a:graphicData uri="http://schemas.openxmlformats.org/drawingml/2006/picture">
+                <pic:pic xmlns:pic="http://schemas.openxmlformats.org/drawingml/2006/picture">
+                  <pic:nvPicPr>
+                    <pic:cNvPr id="303125089" name="Picture 1" descr="A close-up of a document&#10;&#10;AI-generated content may be incorrect."/>
+                    <pic:cNvPicPr/>
+                  </pic:nvPicPr>
+                  <pic:blipFill>
+                    <a:blip r:embed="rId6" cstate="print">
+                      <a:extLst>
+                        <a:ext uri="{28A0092B-C50C-407E-A947-70E740481C1C}">
+                          <a14:useLocalDpi xmlns:a14="http://schemas.microsoft.com/office/drawing/2010/main" val="0"/>
+                        </a:ext>
+                      </a:extLst>
+                    </a:blip>
+                    <a:stretch>
+                      <a:fillRect/>
+                    </a:stretch>
+                  </pic:blipFill>
+                  <pic:spPr>
+                    <a:xfrm>
+                      <a:off x="0" y="0"/>
+                      <a:ext cx="2616030" cy="1215389"/>
+                    </a:xfrm>
+                    <a:prstGeom prst="rect">
+                      <a:avLst/>
+                    </a:prstGeom>
+                  </pic:spPr>
+                </pic:pic>
+              </a:graphicData>
+            </a:graphic>
+          </wp:inline>
+        </w:drawing>
+      </w:r>
+      <w:r>
+        <w:rPr>
+          <w:rFonts w:ascii="Arial" w:hAnsi="Arial" w:cs="Arial"/>
+          <w:noProof/>
+          <w:sz w:val="24"/>
+          <w:szCs w:val="24"/>
+        </w:rPr>
+        <w:drawing>
+          <wp:inline distT="0" distB="0" distL="0" distR="0" wp14:anchorId="54415FB7" wp14:editId="2AB4E657">
+            <wp:extent cx="1900043" cy="2450846"/>
+            <wp:effectExtent l="0" t="0" r="5080" b="635"/>
+            <wp:docPr id="2038364630" name="Picture 2" descr="A document with text on it&#10;&#10;AI-generated content may be incorrect."/>
+            <wp:cNvGraphicFramePr>
+              <a:graphicFrameLocks xmlns:a="http://schemas.openxmlformats.org/drawingml/2006/main" noChangeAspect="1"/>
+            </wp:cNvGraphicFramePr>
+            <a:graphic xmlns:a="http://schemas.openxmlformats.org/drawingml/2006/main">
+              <a:graphicData uri="http://schemas.openxmlformats.org/drawingml/2006/picture">
+                <pic:pic xmlns:pic="http://schemas.openxmlformats.org/drawingml/2006/picture">
+                  <pic:nvPicPr>
+                    <pic:cNvPr id="2038364630" name="Picture 2" descr="A document with text on it&#10;&#10;AI-generated content may be incorrect."/>
+                    <pic:cNvPicPr/>
+                  </pic:nvPicPr>
+                  <pic:blipFill>
+                    <a:blip r:embed="rId7" cstate="print">
+                      <a:extLst>
+                        <a:ext uri="{28A0092B-C50C-407E-A947-70E740481C1C}">
+                          <a14:useLocalDpi xmlns:a14="http://schemas.microsoft.com/office/drawing/2010/main" val="0"/>
+                        </a:ext>
+                      </a:extLst>
+                    </a:blip>
+                    <a:stretch>
+                      <a:fillRect/>
+                    </a:stretch>
+                  </pic:blipFill>
+                  <pic:spPr>
+                    <a:xfrm>
+                      <a:off x="0" y="0"/>
+                      <a:ext cx="1915282" cy="2470502"/>
+                    </a:xfrm>
+                    <a:prstGeom prst="rect">
+                      <a:avLst/>
+                    </a:prstGeom>
+                  </pic:spPr>
+                </pic:pic>
+              </a:graphicData>
+            </a:graphic>
+          </wp:inline>
+        </w:drawing>
+      </w:r>
     </w:p>
     <w:p>
       <w:pPr>
